--- a/Rapports_mensuels/Mois2026_08/ipc_note_08_fr_2026_08.docx
+++ b/Rapports_mensuels/Mois2026_08/ipc_note_08_fr_2026_08.docx
@@ -160,7 +160,7 @@
         <w:t xml:space="preserve"> </w:t>
       </w:r>
       <w:r>
-        <w:t xml:space="preserve">l’indice des prix des produits alimentaires a augmenté de 1.6% en Août 2026 par rapport à Juillet 2026, résultat de la hausse des prix des «Poisson et fruits de mer» de 7,2%, des «Viande» de 5,7%, du «Lait, fromage et œufs» de 1,3%, des «Produits alimentaires n.c.a.» de 0,9%, du «Café, thé et cacao» de 0,4% et des «Eaux minerales, boissons rafraichissantes, jus de fruits et de légumes (nd)» de 0,1%.</w:t>
+        <w:t xml:space="preserve">l’indice des prix des produits alimentaires a augmenté de 1.6% en Août 2026 par rapport à Juillet 2026, résultat de la hausse des prix des «Poisson et fruits de mer» de 7,2%, des «Viandes» de 5,7%, du «Lait, fromage et œufs» de 1,3%, des «Produits alimentaires non classés ailleurs» de 0,9%, du «Café, thé et cacao» de 0,4% et des «Eaux minerales, boissons rafraichissantes, jus de fruits et de légumes» de 0,1%.</w:t>
       </w:r>
     </w:p>
     <w:p>
@@ -198,13 +198,13 @@
         <w:t xml:space="preserve"> </w:t>
       </w:r>
       <w:r>
-        <w:t xml:space="preserve">a baissé de -2.8% en Août 2026 par rapport à Août 2025, sous l’effet de la diminution des</w:t>
+        <w:t xml:space="preserve">a baissé de -2.9% en Août 2026 par rapport à Août 2025, sous l’effet de la diminution des</w:t>
       </w:r>
       <w:r>
         <w:t xml:space="preserve"> </w:t>
       </w:r>
       <w:r>
-        <w:t xml:space="preserve">prix des «Huiles et graisses» de 18,3%, des «Fruits» de 8,5%, des «Légumes» de 5,3%, du «Lait, fromage et œufs» de 4,8%, des «Poisson et fruits de mer» de 2,9%, des «Pain et céréales» et des «Services de restauration» de 0,4% et des «Produits alimentaires n.c.a.» de 0,1%. Par ailleurs, l’augmentation des prix des «Viande» de 6,9%, des «Tabac» de 4,0%, des «Sucre, confiture, miel, chocolat et confiserie» de 2,1%, du «Café, thé et cacao» de 0,6% et des «Eaux minerales, boissons rafraichissantes, jus de fruits et de légumes (nd)» de 0,4% et la stagnation des prix NA n’ont pas affecté l’évolution générale.</w:t>
+        <w:t xml:space="preserve">prix des «Huiles et graisses» de 18,3%, des «Fruits» de 8,5%, des «Légumes» de 5,3%, du «Lait, fromage et œufs» de 4,8%, des «Poisson et fruits de mer» de 2,9%, des «Pain et céréales» de 0,3% et des «Produits alimentaires non classés ailleurs» de 0,1%. Par ailleurs, l’augmentation des prix des «Viandes» de 6,9%, des «Tabac» de 4,0%, du «Sucre, confiture, miel, chocolat et confiserie» de 2,1%, du «Café, thé et cacao» de 0,6% et des «Eaux minerales, boissons rafraichissantes, jus de fruits et de légumes» de 0,4% et la stagnation des prix NA n’ont pas affecté l’évolution générale.</w:t>
       </w:r>
     </w:p>
     <w:p>
@@ -212,7 +212,7 @@
         <w:pStyle w:val="ipccorps"/>
       </w:pPr>
       <w:r>
-        <w:t xml:space="preserve">Par ailleurs, la variation annuelle de l’indice des produits non alimentaires a augmenté de 3.6%. Alors que la variation des prix des divisions qui constituent les produits non alimentaires a fluctué entre une diminution de la division de 1,3% pour la division des «Articles d’habillement et chaussures» et des «Loisirs et culture» et une augmentation de la division de 12,4% pour la division des «Transports»</w:t>
+        <w:t xml:space="preserve">Par ailleurs, la variation annuelle de l’indice des produits non alimentaires a augmenté de 3.6%. Alors que la variation des prix des divisions qui constituent les produits non alimentaires a fluctué entre une diminution de la division de 1,3% pour la division des «Articles d’habillement et chaussures» et une augmentation de la division de 12,4% pour la division des «Transports»</w:t>
       </w:r>
     </w:p>
     <w:p>
@@ -1308,7 +1308,7 @@
                 <w:szCs w:val="14"/>
                 <w:color w:val="000000"/>
               </w:rPr>
-              <w:t xml:space="preserve">136,00000</w:t>
+              <w:t xml:space="preserve">136,1</w:t>
             </w:r>
           </w:p>
         </w:tc>
@@ -1686,7 +1686,7 @@
                 <w:szCs w:val="14"/>
                 <w:color w:val="000000"/>
               </w:rPr>
-              <w:t xml:space="preserve">-2,8</w:t>
+              <w:t xml:space="preserve">-2,9</w:t>
             </w:r>
           </w:p>
         </w:tc>
@@ -1854,7 +1854,7 @@
                 <w:szCs w:val="14"/>
                 <w:color w:val="000000"/>
               </w:rPr>
-              <w:t xml:space="preserve">135,57264</w:t>
+              <w:t xml:space="preserve">135,6</w:t>
             </w:r>
           </w:p>
         </w:tc>
@@ -2400,7 +2400,7 @@
                 <w:szCs w:val="14"/>
                 <w:color w:val="000000"/>
               </w:rPr>
-              <w:t xml:space="preserve">146,11259</w:t>
+              <w:t xml:space="preserve">146,1</w:t>
             </w:r>
           </w:p>
         </w:tc>
@@ -2946,7 +2946,7 @@
                 <w:szCs w:val="14"/>
                 <w:color w:val="000000"/>
               </w:rPr>
-              <w:t xml:space="preserve">111,20000</w:t>
+              <w:t xml:space="preserve">111,2</w:t>
             </w:r>
           </w:p>
         </w:tc>
@@ -3492,7 +3492,7 @@
                 <w:szCs w:val="14"/>
                 <w:color w:val="000000"/>
               </w:rPr>
-              <w:t xml:space="preserve">113,05184</w:t>
+              <w:t xml:space="preserve">113,1</w:t>
             </w:r>
           </w:p>
         </w:tc>
@@ -4038,7 +4038,7 @@
                 <w:szCs w:val="14"/>
                 <w:color w:val="000000"/>
               </w:rPr>
-              <w:t xml:space="preserve">109,28787</w:t>
+              <w:t xml:space="preserve">109,3</w:t>
             </w:r>
           </w:p>
         </w:tc>
@@ -4584,7 +4584,7 @@
                 <w:szCs w:val="14"/>
                 <w:color w:val="000000"/>
               </w:rPr>
-              <w:t xml:space="preserve">110,89485</w:t>
+              <w:t xml:space="preserve">110,9</w:t>
             </w:r>
           </w:p>
         </w:tc>
@@ -5130,7 +5130,7 @@
                 <w:szCs w:val="14"/>
                 <w:color w:val="000000"/>
               </w:rPr>
-              <w:t xml:space="preserve">103,50476</w:t>
+              <w:t xml:space="preserve">103,5</w:t>
             </w:r>
           </w:p>
         </w:tc>
@@ -5676,7 +5676,7 @@
                 <w:szCs w:val="14"/>
                 <w:color w:val="000000"/>
               </w:rPr>
-              <w:t xml:space="preserve">112,85762</w:t>
+              <w:t xml:space="preserve">112,9</w:t>
             </w:r>
           </w:p>
         </w:tc>
@@ -6222,7 +6222,7 @@
                 <w:szCs w:val="14"/>
                 <w:color w:val="000000"/>
               </w:rPr>
-              <w:t xml:space="preserve">97,43878</w:t>
+              <w:t xml:space="preserve">97,4</w:t>
             </w:r>
           </w:p>
         </w:tc>
@@ -6768,7 +6768,7 @@
                 <w:szCs w:val="14"/>
                 <w:color w:val="000000"/>
               </w:rPr>
-              <w:t xml:space="preserve">106,73606</w:t>
+              <w:t xml:space="preserve">106,7</w:t>
             </w:r>
           </w:p>
         </w:tc>
@@ -7146,7 +7146,7 @@
                 <w:szCs w:val="14"/>
                 <w:color w:val="000000"/>
               </w:rPr>
-              <w:t xml:space="preserve">-1,3</w:t>
+              <w:t xml:space="preserve">-1,2</w:t>
             </w:r>
           </w:p>
         </w:tc>
@@ -7314,7 +7314,7 @@
                 <w:szCs w:val="14"/>
                 <w:color w:val="000000"/>
               </w:rPr>
-              <w:t xml:space="preserve">116,77499</w:t>
+              <w:t xml:space="preserve">116,8</w:t>
             </w:r>
           </w:p>
         </w:tc>
@@ -7860,7 +7860,7 @@
                 <w:szCs w:val="14"/>
                 <w:color w:val="000000"/>
               </w:rPr>
-              <w:t xml:space="preserve">117,85611</w:t>
+              <w:t xml:space="preserve">117,9</w:t>
             </w:r>
           </w:p>
         </w:tc>
@@ -8238,7 +8238,7 @@
                 <w:szCs w:val="14"/>
                 <w:color w:val="000000"/>
               </w:rPr>
-              <w:t xml:space="preserve">10,5</w:t>
+              <w:t xml:space="preserve">10,4</w:t>
             </w:r>
           </w:p>
         </w:tc>
@@ -8406,7 +8406,7 @@
                 <w:szCs w:val="14"/>
                 <w:color w:val="000000"/>
               </w:rPr>
-              <w:t xml:space="preserve">119,44200</w:t>
+              <w:t xml:space="preserve">119,4</w:t>
             </w:r>
           </w:p>
         </w:tc>
@@ -8784,7 +8784,7 @@
                 <w:szCs w:val="14"/>
                 <w:color w:val="000000"/>
               </w:rPr>
-              <w:t xml:space="preserve">2,7</w:t>
+              <w:t xml:space="preserve">2,8</w:t>
             </w:r>
           </w:p>
         </w:tc>
@@ -8952,7 +8952,7 @@
                 <w:szCs w:val="14"/>
                 <w:color w:val="000000"/>
               </w:rPr>
-              <w:t xml:space="preserve">121,39708</w:t>
+              <w:t xml:space="preserve">121,4</w:t>
             </w:r>
           </w:p>
         </w:tc>

--- a/Rapports_mensuels/Mois2026_08/ipc_note_08_fr_2026_08.docx
+++ b/Rapports_mensuels/Mois2026_08/ipc_note_08_fr_2026_08.docx
@@ -121,7 +121,7 @@
                 <w:szCs w:val="22"/>
                 <w:color w:val="8D4354"/>
               </w:rPr>
-              <w:t xml:space="preserve">Ville de Tétouan</w:t>
+              <w:t xml:space="preserve">Ville de Tanger</w:t>
             </w:r>
           </w:p>
         </w:tc>
@@ -132,7 +132,7 @@
         <w:pStyle w:val="ipcpara0"/>
       </w:pPr>
       <w:r>
-        <w:t xml:space="preserve">En Août 2026, l’indice des prix à la consommation des ménages de la ville de Tétouan a augmenté de 1.2% par rapport au mois précédent. En glissement annuel, il a accru de 0.7%.</w:t>
+        <w:t xml:space="preserve">En Août 2026, l’indice des prix à la consommation des ménages de la ville de Tanger a augmenté de 0,9% par rapport au mois précédent. En glissement annuel, il a décru de 0,3%.</w:t>
       </w:r>
     </w:p>
     <w:p>
@@ -160,7 +160,7 @@
         <w:t xml:space="preserve"> </w:t>
       </w:r>
       <w:r>
-        <w:t xml:space="preserve">l’indice des prix des produits alimentaires a augmenté de 1.6% en Août 2026 par rapport à Juillet 2026, résultat de la hausse des prix des «Poisson et fruits de mer» de 7,2%, des «Viandes» de 5,7%, du «Lait, fromage et œufs» de 1,3%, des «Produits alimentaires non classés ailleurs» de 0,9%, du «Café, thé et cacao» de 0,4% et des «Eaux minerales, boissons rafraichissantes, jus de fruits et de légumes» de 0,1%.</w:t>
+        <w:t xml:space="preserve">l’indice des prix des produits alimentaires a augmenté de 1,3% en Août 2026 par rapport à Juillet 2026, résultat de la hausse des prix des «Viandes» de 5,5%, du «Lait, fromage et œufs» de 4,2%, des «Poisson et fruits de mer» de 1,6%, des «Produits alimentaires non classés ailleurs» de 0,8% et du «Sucre, confiture, miel, chocolat et confiserie», des «Eaux minerales, boissons rafraichissantes et jus de fruits et de légumes» de 0,1%.</w:t>
       </w:r>
     </w:p>
     <w:p>
@@ -168,13 +168,7 @@
         <w:pStyle w:val="ipccorps"/>
       </w:pPr>
       <w:r>
-        <w:t xml:space="preserve">De même, la variation mensuelle de l’indice des produits non alimentaires a accru de 0.9% en raison de la hausse des prix des divisions suivantes: des «Transports» de 6,2%, des «Restaurants et hôtels» de 0,9%, des «Biens et services divers» de 0,2% et des «Meubles, articles de ménage et entretien courant du foyer» de 0,1%. Aussi la baisse des prix des divisions suivantes : des «Articles d’habillement et chaussures» et des «Communications» de 0,2%. Ainsi que, la stagnation des indices des autres</w:t>
-      </w:r>
-      <w:r>
-        <w:t xml:space="preserve"> </w:t>
-      </w:r>
-      <w:r>
-        <w:t xml:space="preserve">divisions n’ont pas impacté l’évolution générale.</w:t>
+        <w:t xml:space="preserve">De même, la variation mensuelle de l’indice des produits non alimentaires a accru de 0,6% en raison de la hausse des prix des divisions suivantes: des «Transports» de 3,4%, des «Restaurants et hôtels» de 0,8%, des «Biens et services divers» de 0,4% et des «Articles d’habillement et chaussures» et des «Communications» de 0,2%. Aussi la baisse des prix de la division: des «Loisirs et culture» de 0,3%. Ainsi que, la stagnation des indices des autres divisions n’ont pas impacté l’évolution générale.</w:t>
       </w:r>
     </w:p>
     <w:p>
@@ -198,13 +192,13 @@
         <w:t xml:space="preserve"> </w:t>
       </w:r>
       <w:r>
-        <w:t xml:space="preserve">a baissé de -2.9% en Août 2026 par rapport à Août 2025, sous l’effet de la diminution des</w:t>
+        <w:t xml:space="preserve">a baissé de 4,3% en Août 2026 par rapport à Août 2025, sous l’effet de la diminution des</w:t>
       </w:r>
       <w:r>
         <w:t xml:space="preserve"> </w:t>
       </w:r>
       <w:r>
-        <w:t xml:space="preserve">prix des «Huiles et graisses» de 18,3%, des «Fruits» de 8,5%, des «Légumes» de 5,3%, du «Lait, fromage et œufs» de 4,8%, des «Poisson et fruits de mer» de 2,9%, des «Pain et céréales» de 0,3% et des «Produits alimentaires non classés ailleurs» de 0,1%. Par ailleurs, l’augmentation des prix des «Viandes» de 6,9%, des «Tabac» de 4,0%, du «Sucre, confiture, miel, chocolat et confiserie» de 2,1%, du «Café, thé et cacao» de 0,6% et des «Eaux minerales, boissons rafraichissantes, jus de fruits et de légumes» de 0,4% et la stagnation des prix NA n’ont pas affecté l’évolution générale.</w:t>
+        <w:t xml:space="preserve">prix des «Huiles et graisses» de 21,5%, des «Fruits» de 7,5%, des «Légumes» de 4,9%, des «Viandes» de 3,1%, du «Lait, fromage et œufs» de 3,0%, du «Café, thé et cacao» de 0,6% et des «Produits alimentaires non classés ailleurs» de 0,4%. Par ailleurs, l’augmentation des prix des «Tabac» de 4,0%, des «Eaux minerales, boissons rafraichissantes, jus de fruits et de légumes» de 2,2%, des «Pain et céréales» et des «Poisson et fruits de mer» de 1,9% et du «Sucre, confiture, miel, chocolat et confiserie» de 0,6% et la stagnation des prix NA n’ont pas affecté l’évolution générale.</w:t>
       </w:r>
     </w:p>
     <w:p>
@@ -212,7 +206,7 @@
         <w:pStyle w:val="ipccorps"/>
       </w:pPr>
       <w:r>
-        <w:t xml:space="preserve">Par ailleurs, la variation annuelle de l’indice des produits non alimentaires a augmenté de 3.6%. Alors que la variation des prix des divisions qui constituent les produits non alimentaires a fluctué entre une diminution de la division de 1,3% pour la division des «Articles d’habillement et chaussures» et une augmentation de la division de 12,4% pour la division des «Transports»</w:t>
+        <w:t xml:space="preserve">Par ailleurs, la variation annuelle de l’indice des produits non alimentaires a augmenté de 2,3%. Alors que la variation des prix des divisions qui constituent les produits non alimentaires a fluctué entre une diminution de 1,3% pour la division des «Communications» et une augmentation de 8,5% pour la division des «Biens et services divers»</w:t>
       </w:r>
     </w:p>
     <w:p>
@@ -220,7 +214,7 @@
         <w:pStyle w:val="ipctitre0"/>
       </w:pPr>
       <w:r>
-        <w:t xml:space="preserve">3- Évolution du taux de la variation annuelle (%) de l’indice des prix à la consommation pour le mois De Août</w:t>
+        <w:t xml:space="preserve">1- Évolution du taux de la variation annuelle (%) de l’indice des prix à la consommation pour le mois De Août</w:t>
       </w:r>
     </w:p>
     <w:p>
@@ -237,7 +231,7 @@
               <a:graphicData uri="http://schemas.openxmlformats.org/drawingml/2006/picture">
                 <pic:pic>
                   <pic:nvPicPr>
-                    <pic:cNvPr descr="../../Rapports_mensuels/Mois2026_08/Graphique_variation_annuelle2026_08_Ville08_fr.png" id="22" name="Picture"/>
+                    <pic:cNvPr descr="../../Rapports_mensuels/Mois2026_08/Graphique_variation_annuelle2026_08_Ville10_fr.png" id="22" name="Picture"/>
                     <pic:cNvPicPr>
                       <a:picLocks noChangeArrowheads="1" noChangeAspect="1"/>
                     </pic:cNvPicPr>
@@ -284,7 +278,7 @@
         <w:t xml:space="preserve"> </w:t>
       </w:r>
       <w:r>
-        <w:t xml:space="preserve">En Août 2026, l’indice des prix à la consommation a augmenté de 0.7% par rapport à Août 2025</w:t>
+        <w:t xml:space="preserve">En Août 2026, l’indice des prix à la consommation a décru de 0,3% par rapport à Août 2025</w:t>
       </w:r>
     </w:p>
     <w:p>
@@ -292,7 +286,7 @@
         <w:pStyle w:val="ipctitre0"/>
       </w:pPr>
       <w:r>
-        <w:t xml:space="preserve">4- Évolution de la variation mensuelle (%) de l’indice des prix à la consommation</w:t>
+        <w:t xml:space="preserve">2- Évolution de la variation mensuelle (%) de l’indice des prix à la consommation</w:t>
       </w:r>
     </w:p>
     <w:p>
@@ -309,7 +303,7 @@
               <a:graphicData uri="http://schemas.openxmlformats.org/drawingml/2006/picture">
                 <pic:pic>
                   <pic:nvPicPr>
-                    <pic:cNvPr descr="../../Rapports_mensuels/Mois2026_08/Graphique_variation_mensuelle2026_08_Ville08_fr.png" id="25" name="Picture"/>
+                    <pic:cNvPr descr="../../Rapports_mensuels/Mois2026_08/Graphique_variation_mensuelle2026_08_Ville10_fr.png" id="25" name="Picture"/>
                     <pic:cNvPicPr>
                       <a:picLocks noChangeArrowheads="1" noChangeAspect="1"/>
                     </pic:cNvPicPr>
@@ -356,7 +350,7 @@
         <w:t xml:space="preserve"> </w:t>
       </w:r>
       <w:r>
-        <w:t xml:space="preserve">En Août 2026, l’indice des prix à la consommation a augmenté de 1.2% par rapport Juillet 2026</w:t>
+        <w:t xml:space="preserve">La variation des prix en Août 2026 a augmenté de 0,9% après avoir été de -1,1% en Juillet 2026</w:t>
       </w:r>
     </w:p>
     <w:p>
@@ -374,7 +368,7 @@
         <w:pStyle w:val="ipcpara0"/>
       </w:pPr>
       <w:r>
-        <w:t xml:space="preserve">Tableau 3: Indice des prix à la consommation de la ville de Tétouan: Août 2026 (base 2017: 100)</w:t>
+        <w:t xml:space="preserve">Tableau 2: Indice des prix à la consommation de la ville de Tanger: d’Août 2026 (base 2017: 100)</w:t>
       </w:r>
     </w:p>
     <w:tbl xmlns:w="http://schemas.openxmlformats.org/wordprocessingml/2006/main" xmlns:r="http://schemas.openxmlformats.org/officeDocument/2006/relationships" xmlns:w14="http://schemas.microsoft.com/office/word/2010/wordml" xmlns:wp="http://schemas.openxmlformats.org/drawingml/2006/wordprocessingDrawing" xmlns:a="http://schemas.openxmlformats.org/drawingml/2006/main" xmlns:pic="http://schemas.openxmlformats.org/drawingml/2006/picture">

--- a/Rapports_mensuels/Mois2026_08/ipc_note_08_fr_2026_08.docx
+++ b/Rapports_mensuels/Mois2026_08/ipc_note_08_fr_2026_08.docx
@@ -121,7 +121,7 @@
                 <w:szCs w:val="22"/>
                 <w:color w:val="8D4354"/>
               </w:rPr>
-              <w:t xml:space="preserve">Ville de Tanger</w:t>
+              <w:t xml:space="preserve">Ville de Tétouan</w:t>
             </w:r>
           </w:p>
         </w:tc>
@@ -132,7 +132,7 @@
         <w:pStyle w:val="ipcpara0"/>
       </w:pPr>
       <w:r>
-        <w:t xml:space="preserve">En Août 2026, l’indice des prix à la consommation des ménages de la ville de Tanger a augmenté de 0,9% par rapport au mois précédent. En glissement annuel, il a décru de 0,3%.</w:t>
+        <w:t xml:space="preserve">En Août 2026, l’indice des prix à la consommation des ménages de la ville de Tétouan a augmenté de 1,2% par rapport au mois précédent. En glissement annuel, il a accru de 0,7%.</w:t>
       </w:r>
     </w:p>
     <w:p>
@@ -160,7 +160,7 @@
         <w:t xml:space="preserve"> </w:t>
       </w:r>
       <w:r>
-        <w:t xml:space="preserve">l’indice des prix des produits alimentaires a augmenté de 1,3% en Août 2026 par rapport à Juillet 2026, résultat de la hausse des prix des «Viandes» de 5,5%, du «Lait, fromage et œufs» de 4,2%, des «Poisson et fruits de mer» de 1,6%, des «Produits alimentaires non classés ailleurs» de 0,8% et du «Sucre, confiture, miel, chocolat et confiserie», des «Eaux minerales, boissons rafraichissantes et jus de fruits et de légumes» de 0,1%.</w:t>
+        <w:t xml:space="preserve">l’indice des prix des produits alimentaires a augmenté de 1,6% en Août 2026 par rapport à Juillet 2026, résultat de la hausse des prix des «Poisson et fruits de mer» de 7,2%, des «Viandes» de 5,7%, du «Lait, fromage et œufs» de 1,3%, des «Produits alimentaires non classés ailleurs» de 0,9%, du «Café, thé et cacao» de 0,4% et des «Eaux minerales, boissons rafraichissantes, jus de fruits et de légumes» de 0,1%.</w:t>
       </w:r>
     </w:p>
     <w:p>
@@ -168,7 +168,7 @@
         <w:pStyle w:val="ipccorps"/>
       </w:pPr>
       <w:r>
-        <w:t xml:space="preserve">De même, la variation mensuelle de l’indice des produits non alimentaires a accru de 0,6% en raison de la hausse des prix des divisions suivantes: des «Transports» de 3,4%, des «Restaurants et hôtels» de 0,8%, des «Biens et services divers» de 0,4% et des «Articles d’habillement et chaussures» et des «Communications» de 0,2%. Aussi la baisse des prix de la division: des «Loisirs et culture» de 0,3%. Ainsi que, la stagnation des indices des autres divisions n’ont pas impacté l’évolution générale.</w:t>
+        <w:t xml:space="preserve">De même, la variation mensuelle de l’indice des produits non alimentaires a accru de 0,9% en raison de la hausse des prix des divisions suivantes: des «Transports» de 6,2%, des «Restaurants et hôtels» de 0,9%, des «Biens et services divers» de 0,2% et des «Meubles, articles de ménage et entretien courant du foyer» de 0,1%. Aussi, la baisse des prix des divisions suivantes: des «Articles d’habillement et chaussures» et des «Communications» de 0,2%. Ainsi que, la stagnation des indices des autres divisions n’ont pas impacté l’évolution générale.</w:t>
       </w:r>
     </w:p>
     <w:p>
@@ -192,13 +192,13 @@
         <w:t xml:space="preserve"> </w:t>
       </w:r>
       <w:r>
-        <w:t xml:space="preserve">a baissé de 4,3% en Août 2026 par rapport à Août 2025, sous l’effet de la diminution des</w:t>
+        <w:t xml:space="preserve">a baissé de 2,9% en Août 2026 par rapport à Août 2025, sous l’effet de la diminution des</w:t>
       </w:r>
       <w:r>
         <w:t xml:space="preserve"> </w:t>
       </w:r>
       <w:r>
-        <w:t xml:space="preserve">prix des «Huiles et graisses» de 21,5%, des «Fruits» de 7,5%, des «Légumes» de 4,9%, des «Viandes» de 3,1%, du «Lait, fromage et œufs» de 3,0%, du «Café, thé et cacao» de 0,6% et des «Produits alimentaires non classés ailleurs» de 0,4%. Par ailleurs, l’augmentation des prix des «Tabac» de 4,0%, des «Eaux minerales, boissons rafraichissantes, jus de fruits et de légumes» de 2,2%, des «Pain et céréales» et des «Poisson et fruits de mer» de 1,9% et du «Sucre, confiture, miel, chocolat et confiserie» de 0,6% et la stagnation des prix NA n’ont pas affecté l’évolution générale.</w:t>
+        <w:t xml:space="preserve">prix des «Huiles et graisses» de 18,3%, des «Fruits» de 8,5%, des «Légumes» de 5,3%, du «Lait, fromage et œufs» de 4,8%, des «Poisson et fruits de mer» de 2,9%, des «Pain et céréales» de 0,3% et des «Produits alimentaires non classés ailleurs» de 0,1%. Par ailleurs, l’augmentation des prix des «Viandes» de 6,9%, des «Tabac» de 4,0%, du «Sucre, confiture, miel, chocolat et confiserie» de 2,1%, du «Café, thé et cacao» de 0,6% et des «Eaux minerales, boissons rafraichissantes, jus de fruits et de légumes» de 0,4% et la stagnation des prix NA n’ont pas affecté l’évolution générale.</w:t>
       </w:r>
     </w:p>
     <w:p>
@@ -206,7 +206,7 @@
         <w:pStyle w:val="ipccorps"/>
       </w:pPr>
       <w:r>
-        <w:t xml:space="preserve">Par ailleurs, la variation annuelle de l’indice des produits non alimentaires a augmenté de 2,3%. Alors que la variation des prix des divisions qui constituent les produits non alimentaires a fluctué entre une diminution de 1,3% pour la division des «Communications» et une augmentation de 8,5% pour la division des «Biens et services divers»</w:t>
+        <w:t xml:space="preserve">Par ailleurs, la variation annuelle de l’indice des produits non alimentaires a augmenté de 3,6%. Alors que la variation des prix des divisions qui constituent les produits non alimentaires a fluctué entre une diminution de 1,3% pour la division des «Articles d’habillement et chaussures» et une augmentation de 12,4% pour la division des «Transports»</w:t>
       </w:r>
     </w:p>
     <w:p>
@@ -214,7 +214,7 @@
         <w:pStyle w:val="ipctitre0"/>
       </w:pPr>
       <w:r>
-        <w:t xml:space="preserve">1- Évolution du taux de la variation annuelle (%) de l’indice des prix à la consommation pour le mois De Août</w:t>
+        <w:t xml:space="preserve">3- Évolution du taux de la variation annuelle (%) de l’indice des prix à la consommation pour le mois De Août</w:t>
       </w:r>
     </w:p>
     <w:p>
@@ -231,7 +231,7 @@
               <a:graphicData uri="http://schemas.openxmlformats.org/drawingml/2006/picture">
                 <pic:pic>
                   <pic:nvPicPr>
-                    <pic:cNvPr descr="../../Rapports_mensuels/Mois2026_08/Graphique_variation_annuelle2026_08_Ville10_fr.png" id="22" name="Picture"/>
+                    <pic:cNvPr descr="../../Rapports_mensuels/Mois2026_08/Graphique_variation_annuelle2026_08_Ville08_fr.png" id="22" name="Picture"/>
                     <pic:cNvPicPr>
                       <a:picLocks noChangeArrowheads="1" noChangeAspect="1"/>
                     </pic:cNvPicPr>
@@ -278,7 +278,7 @@
         <w:t xml:space="preserve"> </w:t>
       </w:r>
       <w:r>
-        <w:t xml:space="preserve">En Août 2026, l’indice des prix à la consommation a décru de 0,3% par rapport à Août 2025</w:t>
+        <w:t xml:space="preserve">En Août 2026, l’indice des prix à la consommation a augmenté de 0,7% par rapport à Août 2025</w:t>
       </w:r>
     </w:p>
     <w:p>
@@ -286,7 +286,7 @@
         <w:pStyle w:val="ipctitre0"/>
       </w:pPr>
       <w:r>
-        <w:t xml:space="preserve">2- Évolution de la variation mensuelle (%) de l’indice des prix à la consommation</w:t>
+        <w:t xml:space="preserve">4- Évolution de la variation mensuelle (%) de l’indice des prix à la consommation</w:t>
       </w:r>
     </w:p>
     <w:p>
@@ -303,7 +303,7 @@
               <a:graphicData uri="http://schemas.openxmlformats.org/drawingml/2006/picture">
                 <pic:pic>
                   <pic:nvPicPr>
-                    <pic:cNvPr descr="../../Rapports_mensuels/Mois2026_08/Graphique_variation_mensuelle2026_08_Ville10_fr.png" id="25" name="Picture"/>
+                    <pic:cNvPr descr="../../Rapports_mensuels/Mois2026_08/Graphique_variation_mensuelle2026_08_Ville08_fr.png" id="25" name="Picture"/>
                     <pic:cNvPicPr>
                       <a:picLocks noChangeArrowheads="1" noChangeAspect="1"/>
                     </pic:cNvPicPr>
@@ -350,7 +350,7 @@
         <w:t xml:space="preserve"> </w:t>
       </w:r>
       <w:r>
-        <w:t xml:space="preserve">La variation des prix en Août 2026 a augmenté de 0,9% après avoir été de -1,1% en Juillet 2026</w:t>
+        <w:t xml:space="preserve">La variation des prix en Août 2026 a augmenté de 1,2% après avoir été de -0,7% en Juillet 2026</w:t>
       </w:r>
     </w:p>
     <w:p>
@@ -368,7 +368,7 @@
         <w:pStyle w:val="ipcpara0"/>
       </w:pPr>
       <w:r>
-        <w:t xml:space="preserve">Tableau 2: Indice des prix à la consommation de la ville de Tanger: d’Août 2026 (base 2017: 100)</w:t>
+        <w:t xml:space="preserve">Tableau 3: Indice des prix à la consommation de la ville de Tétouan: d’Août 2026 (base 2017: 100)</w:t>
       </w:r>
     </w:p>
     <w:tbl xmlns:w="http://schemas.openxmlformats.org/wordprocessingml/2006/main" xmlns:r="http://schemas.openxmlformats.org/officeDocument/2006/relationships" xmlns:w14="http://schemas.microsoft.com/office/word/2010/wordml" xmlns:wp="http://schemas.openxmlformats.org/drawingml/2006/wordprocessingDrawing" xmlns:a="http://schemas.openxmlformats.org/drawingml/2006/main" xmlns:pic="http://schemas.openxmlformats.org/drawingml/2006/picture">

--- a/Rapports_mensuels/Mois2026_08/ipc_note_08_fr_2026_08.docx
+++ b/Rapports_mensuels/Mois2026_08/ipc_note_08_fr_2026_08.docx
@@ -160,7 +160,7 @@
         <w:t xml:space="preserve"> </w:t>
       </w:r>
       <w:r>
-        <w:t xml:space="preserve">l’indice des prix des produits alimentaires a augmenté de 1,6% en Août 2026 par rapport à Juillet 2026, résultat de la hausse des prix des «Poisson et fruits de mer» de 7,2%, des «Viandes» de 5,7%, du «Lait, fromage et œufs» de 1,3%, des «Produits alimentaires non classés ailleurs» de 0,9%, du «Café, thé et cacao» de 0,4% et des «Eaux minerales, boissons rafraichissantes, jus de fruits et de légumes» de 0,1%.</w:t>
+        <w:t xml:space="preserve">l’indice des prix des produits alimentaires a augmenté de 1,6% en Août 2026 par rapport à Juillet 2026, résultat de la hausse des prix des «Poisson et fruits de mer» de 7,2%, des «Viandes» de 5,7%, du «Lait, fromage et œufs» de 1,3%, des «Produits alimentaires non classés ailleurs» de 0,9%, du «Café, thé et cacao» de 0,4% et des «Eaux minérales, boissons rafraîchissantes, jus de fruits et de légumes» de 0,1%.</w:t>
       </w:r>
     </w:p>
     <w:p>
@@ -198,7 +198,7 @@
         <w:t xml:space="preserve"> </w:t>
       </w:r>
       <w:r>
-        <w:t xml:space="preserve">prix des «Huiles et graisses» de 18,3%, des «Fruits» de 8,5%, des «Légumes» de 5,3%, du «Lait, fromage et œufs» de 4,8%, des «Poisson et fruits de mer» de 2,9%, des «Pain et céréales» de 0,3% et des «Produits alimentaires non classés ailleurs» de 0,1%. Par ailleurs, l’augmentation des prix des «Viandes» de 6,9%, des «Tabac» de 4,0%, du «Sucre, confiture, miel, chocolat et confiserie» de 2,1%, du «Café, thé et cacao» de 0,6% et des «Eaux minerales, boissons rafraichissantes, jus de fruits et de légumes» de 0,4% et la stagnation des prix NA n’ont pas affecté l’évolution générale.</w:t>
+        <w:t xml:space="preserve">prix des «Huiles et graisses» de 18,3%, des «Fruits» de 8,5%, des «Légumes» de 5,3%, du «Lait, fromage et œufs» de 4,8%, des «Poisson et fruits de mer» de 2,9%, des «Pain et céréales» de 0,3% et des «Produits alimentaires non classés ailleurs» de 0,1%. Par ailleurs, l’augmentation des prix des «Viandes» de 6,9%, du «Tabac» de 4,0%, du «Sucre, confiture, miel, chocolat et confiserie» de 2,1%, du «Café, thé et cacao» de 0,6% et des «Eaux minérales, boissons rafraîchissantes, jus de fruits et de légumes» de 0,4% n’a pas affecté l’évolution générale.</w:t>
       </w:r>
     </w:p>
     <w:p>
@@ -9345,35 +9345,6 @@
       </w:r>
       <w:r>
         <w:t xml:space="preserve">Haut-Commissariat au Plan, Direction de la Statistique – Enquête Nationale sur les Prix à la Consommation.</w:t>
-      </w:r>
-    </w:p>
-    <w:p>
-      <w:pPr>
-        <w:pStyle w:val="ipcpiedpage"/>
-      </w:pPr>
-      <w:r>
-        <w:t xml:space="preserve">Angle Avenue Ibn Tachafine et Avenue Ibn Toumart B.P.104 Tanger</w:t>
-      </w:r>
-      <w:r>
-        <w:br/>
-      </w:r>
-      <w:r>
-        <w:t xml:space="preserve">****</w:t>
-      </w:r>
-      <w:r>
-        <w:t xml:space="preserve">Tél</w:t>
-      </w:r>
-      <w:r>
-        <w:t xml:space="preserve">:0539940698****Fax:0539940364</w:t>
-      </w:r>
-      <w:r>
-        <w:t xml:space="preserve"> </w:t>
-      </w:r>
-      <w:r>
-        <w:t xml:space="preserve">Site Web</w:t>
-      </w:r>
-      <w:r>
-        <w:t xml:space="preserve">: www.hcp.ma/region-tanger Email:hcp.dr.tanger@hcp.ma</w:t>
       </w:r>
     </w:p>
     <w:p>
